--- a/ReadME.docx
+++ b/ReadME.docx
@@ -123,8 +123,6 @@
         <w:ind w:left="0" w:leftChars="0" w:right="0" w:rightChars="0" w:firstLine="0" w:firstLineChars="0"/>
         <w:jc w:val="center"/>
       </w:pPr>
-      <w:bookmarkStart w:id="0" w:name="_GoBack"/>
-      <w:bookmarkEnd w:id="0"/>
       <w:r>
         <w:rPr>
           <w:rFonts w:hint="default"/>
@@ -146,7 +144,7 @@
     </w:p>
     <w:p>
       <w:pPr>
-        <w:pStyle w:val="8"/>
+        <w:pStyle w:val="9"/>
         <w:tabs>
           <w:tab w:val="right" w:leader="dot" w:pos="8306"/>
         </w:tabs>
@@ -239,7 +237,7 @@
     </w:p>
     <w:p>
       <w:pPr>
-        <w:pStyle w:val="8"/>
+        <w:pStyle w:val="9"/>
         <w:tabs>
           <w:tab w:val="right" w:leader="dot" w:pos="8306"/>
         </w:tabs>
@@ -306,7 +304,7 @@
     </w:p>
     <w:p>
       <w:pPr>
-        <w:pStyle w:val="8"/>
+        <w:pStyle w:val="9"/>
         <w:tabs>
           <w:tab w:val="right" w:leader="dot" w:pos="8306"/>
         </w:tabs>
@@ -373,7 +371,7 @@
     </w:p>
     <w:p>
       <w:pPr>
-        <w:pStyle w:val="8"/>
+        <w:pStyle w:val="9"/>
         <w:tabs>
           <w:tab w:val="right" w:leader="dot" w:pos="8306"/>
         </w:tabs>
@@ -440,7 +438,7 @@
     </w:p>
     <w:p>
       <w:pPr>
-        <w:pStyle w:val="8"/>
+        <w:pStyle w:val="9"/>
         <w:tabs>
           <w:tab w:val="right" w:leader="dot" w:pos="8306"/>
         </w:tabs>
@@ -507,7 +505,7 @@
     </w:p>
     <w:p>
       <w:pPr>
-        <w:pStyle w:val="8"/>
+        <w:pStyle w:val="9"/>
         <w:tabs>
           <w:tab w:val="right" w:leader="dot" w:pos="8306"/>
         </w:tabs>
@@ -574,7 +572,7 @@
     </w:p>
     <w:p>
       <w:pPr>
-        <w:pStyle w:val="8"/>
+        <w:pStyle w:val="9"/>
         <w:tabs>
           <w:tab w:val="right" w:leader="dot" w:pos="8306"/>
         </w:tabs>
@@ -641,7 +639,7 @@
     </w:p>
     <w:p>
       <w:pPr>
-        <w:pStyle w:val="8"/>
+        <w:pStyle w:val="9"/>
         <w:tabs>
           <w:tab w:val="right" w:leader="dot" w:pos="8306"/>
         </w:tabs>
@@ -2457,22 +2455,44 @@
           <w:szCs w:val="22"/>
           <w:lang w:val="en-ZA"/>
         </w:rPr>
-        <w:t>create the structure of each website page using html, adding content such as text ,images and links</w:t>
-      </w:r>
-    </w:p>
-    <w:p>
-      <w:pPr>
-        <w:numPr>
-          <w:ilvl w:val="0"/>
-          <w:numId w:val="0"/>
-        </w:numPr>
-        <w:rPr>
-          <w:rFonts w:hint="default"/>
-          <w:b w:val="0"/>
-          <w:bCs w:val="0"/>
-          <w:sz w:val="22"/>
-          <w:szCs w:val="22"/>
-          <w:lang w:val="en-ZA"/>
+        <w:t>create the structure</w:t>
+      </w:r>
+      <w:r>
+        <w:rPr>
+          <w:rFonts w:hint="default"/>
+          <w:b w:val="0"/>
+          <w:bCs w:val="0"/>
+          <w:sz w:val="22"/>
+          <w:szCs w:val="22"/>
+          <w:lang w:val="en-US"/>
+        </w:rPr>
+        <w:t xml:space="preserve"> for my business</w:t>
+      </w:r>
+      <w:r>
+        <w:rPr>
+          <w:rFonts w:hint="default"/>
+          <w:b w:val="0"/>
+          <w:bCs w:val="0"/>
+          <w:sz w:val="22"/>
+          <w:szCs w:val="22"/>
+          <w:lang w:val="en-ZA"/>
+        </w:rPr>
+        <w:t xml:space="preserve"> website page using html, adding content such as text ,images and links</w:t>
+      </w:r>
+    </w:p>
+    <w:p>
+      <w:pPr>
+        <w:numPr>
+          <w:ilvl w:val="0"/>
+          <w:numId w:val="0"/>
+        </w:numPr>
+        <w:rPr>
+          <w:rFonts w:hint="default"/>
+          <w:b w:val="0"/>
+          <w:bCs w:val="0"/>
+          <w:sz w:val="22"/>
+          <w:szCs w:val="22"/>
+          <w:lang w:val="en-US"/>
         </w:rPr>
       </w:pPr>
       <w:r>
@@ -2495,29 +2515,115 @@
           <w:szCs w:val="22"/>
           <w:lang w:val="en-ZA"/>
         </w:rPr>
-        <w:t>21-27</w:t>
-      </w:r>
-      <w:r>
-        <w:rPr>
-          <w:rFonts w:hint="default"/>
-          <w:b w:val="0"/>
-          <w:bCs w:val="0"/>
-          <w:sz w:val="22"/>
-          <w:szCs w:val="22"/>
-          <w:lang w:val="en-US"/>
-        </w:rPr>
-        <w:t xml:space="preserve"> April- </w:t>
-      </w:r>
-      <w:r>
-        <w:rPr>
-          <w:rFonts w:hint="default"/>
-          <w:b w:val="0"/>
-          <w:bCs w:val="0"/>
-          <w:sz w:val="22"/>
-          <w:szCs w:val="22"/>
-          <w:lang w:val="en-ZA"/>
-        </w:rPr>
-        <w:t>apply colors and layout styling</w:t>
+        <w:t>2</w:t>
+      </w:r>
+      <w:r>
+        <w:rPr>
+          <w:rFonts w:hint="default"/>
+          <w:b w:val="0"/>
+          <w:bCs w:val="0"/>
+          <w:sz w:val="22"/>
+          <w:szCs w:val="22"/>
+          <w:lang w:val="en-US"/>
+        </w:rPr>
+        <w:t>0 April -submission of part 01</w:t>
+      </w:r>
+    </w:p>
+    <w:p>
+      <w:pPr>
+        <w:numPr>
+          <w:ilvl w:val="0"/>
+          <w:numId w:val="0"/>
+        </w:numPr>
+        <w:ind w:left="1980" w:hanging="1980" w:hangingChars="900"/>
+        <w:rPr>
+          <w:rFonts w:hint="default"/>
+          <w:b w:val="0"/>
+          <w:bCs w:val="0"/>
+          <w:sz w:val="22"/>
+          <w:szCs w:val="22"/>
+          <w:lang w:val="en-US"/>
+        </w:rPr>
+      </w:pPr>
+      <w:r>
+        <w:rPr>
+          <w:rFonts w:hint="default"/>
+          <w:b w:val="0"/>
+          <w:bCs w:val="0"/>
+          <w:sz w:val="22"/>
+          <w:szCs w:val="22"/>
+          <w:lang w:val="en-US"/>
+        </w:rPr>
+        <w:t>Week4-5:21-30 April -css styling ,used external css on my html structure ,added color,and styling layouts.</w:t>
+      </w:r>
+    </w:p>
+    <w:p>
+      <w:pPr>
+        <w:numPr>
+          <w:ilvl w:val="0"/>
+          <w:numId w:val="0"/>
+        </w:numPr>
+        <w:ind w:left="1980" w:hanging="1980" w:hangingChars="900"/>
+        <w:rPr>
+          <w:rFonts w:hint="default"/>
+          <w:b w:val="0"/>
+          <w:bCs w:val="0"/>
+          <w:sz w:val="22"/>
+          <w:szCs w:val="22"/>
+          <w:lang w:val="en-US"/>
+        </w:rPr>
+      </w:pPr>
+      <w:r>
+        <w:rPr>
+          <w:rFonts w:hint="default"/>
+          <w:b w:val="0"/>
+          <w:bCs w:val="0"/>
+          <w:sz w:val="22"/>
+          <w:szCs w:val="22"/>
+          <w:lang w:val="en-US"/>
+        </w:rPr>
+        <w:t>Week 6-01-08 May-adding functionality with java</w:t>
+      </w:r>
+    </w:p>
+    <w:p>
+      <w:pPr>
+        <w:numPr>
+          <w:ilvl w:val="0"/>
+          <w:numId w:val="0"/>
+        </w:numPr>
+        <w:ind w:left="1980" w:hanging="1980" w:hangingChars="900"/>
+        <w:rPr>
+          <w:rFonts w:hint="default"/>
+          <w:b w:val="0"/>
+          <w:bCs w:val="0"/>
+          <w:sz w:val="22"/>
+          <w:szCs w:val="22"/>
+          <w:lang w:val="en-US"/>
+        </w:rPr>
+      </w:pPr>
+      <w:r>
+        <w:rPr>
+          <w:rFonts w:hint="default"/>
+          <w:b w:val="0"/>
+          <w:bCs w:val="0"/>
+          <w:sz w:val="22"/>
+          <w:szCs w:val="22"/>
+          <w:lang w:val="en-US"/>
+        </w:rPr>
+        <w:t>Week 7:debugging</w:t>
+      </w:r>
+      <w:bookmarkStart w:id="0" w:name="_GoBack"/>
+      <w:bookmarkEnd w:id="0"/>
+      <w:r>
+        <w:rPr>
+          <w:rFonts w:hint="default"/>
+          <w:b w:val="0"/>
+          <w:bCs w:val="0"/>
+          <w:sz w:val="22"/>
+          <w:szCs w:val="22"/>
+          <w:lang w:val="en-US"/>
+        </w:rPr>
+        <w:t xml:space="preserve"> ,testing and final submission.</w:t>
       </w:r>
     </w:p>
     <w:p>
@@ -2929,7 +3035,7 @@
           <w:szCs w:val="22"/>
           <w:lang w:val="en-US"/>
         </w:rPr>
-        <w:t>.(2026). Web hosting and domain services.Available at:https://hostafrica.co.za (Accessed: 09 April</w:t>
+        <w:t>.(2026). Web hosting and domain services.Available at:https://hostafrica.co.za (Accessed: April 09,</w:t>
       </w:r>
       <w:r>
         <w:rPr>
@@ -2952,11 +3058,11 @@
         <w:ind w:leftChars="0"/>
         <w:rPr>
           <w:rFonts w:hint="default"/>
-          <w:b/>
-          <w:bCs/>
-          <w:sz w:val="22"/>
-          <w:szCs w:val="22"/>
-          <w:lang w:val="en-ZA"/>
+          <w:b w:val="0"/>
+          <w:bCs w:val="0"/>
+          <w:sz w:val="22"/>
+          <w:szCs w:val="22"/>
+          <w:lang w:val="en-US"/>
         </w:rPr>
       </w:pPr>
     </w:p>
@@ -2983,44 +3089,21 @@
           <w:bCs/>
           <w:sz w:val="22"/>
           <w:szCs w:val="22"/>
-          <w:lang w:val="en-ZA"/>
-        </w:rPr>
-        <w:t>HELPFULPROFESSER.</w:t>
-      </w:r>
-      <w:r>
-        <w:rPr>
-          <w:rFonts w:hint="default"/>
-          <w:b w:val="0"/>
-          <w:bCs w:val="0"/>
-          <w:sz w:val="22"/>
-          <w:szCs w:val="22"/>
-          <w:lang w:val="en-ZA"/>
-        </w:rPr>
-        <w:t xml:space="preserve"> (2023) 55 Vision and Mission statements for bakeries.Available at:https://helpfulprofesser.com/vision-and-mission--statements-for-bakeries/.(Accessed: 09 April 202</w:t>
-      </w:r>
-      <w:r>
-        <w:rPr>
-          <w:rFonts w:hint="default"/>
-          <w:b w:val="0"/>
-          <w:bCs w:val="0"/>
-          <w:sz w:val="22"/>
-          <w:szCs w:val="22"/>
-          <w:lang w:val="en-US"/>
-        </w:rPr>
-        <w:t>6)</w:t>
-      </w:r>
-    </w:p>
-    <w:p>
-      <w:pPr>
-        <w:rPr>
-          <w:rFonts w:hint="default"/>
-          <w:b w:val="0"/>
-          <w:bCs w:val="0"/>
-          <w:sz w:val="22"/>
-          <w:szCs w:val="22"/>
-          <w:lang w:val="en-US"/>
-        </w:rPr>
-      </w:pPr>
+          <w:lang w:val="en-US"/>
+        </w:rPr>
+        <w:t>RED ROSE BAKERY.</w:t>
+      </w:r>
+      <w:r>
+        <w:rPr>
+          <w:rFonts w:hint="default"/>
+          <w:b w:val="0"/>
+          <w:bCs w:val="0"/>
+          <w:sz w:val="22"/>
+          <w:szCs w:val="22"/>
+          <w:lang w:val="en-US"/>
+        </w:rPr>
+        <w:t>(n.d.). Custom cakes n NJ.Red Rose Bakery.Available at:https://redrosebakerynj.com/custom-birthday-cakes/[Accessed:April 09, 2026 ]</w:t>
+      </w:r>
     </w:p>
     <w:sectPr>
       <w:headerReference r:id="rId3" w:type="default"/>
@@ -3045,7 +3128,7 @@
 <w:ftr xmlns:wpc="http://schemas.microsoft.com/office/word/2010/wordprocessingCanvas" xmlns:mc="http://schemas.openxmlformats.org/markup-compatibility/2006" xmlns:o="urn:schemas-microsoft-com:office:office" xmlns:r="http://schemas.openxmlformats.org/officeDocument/2006/relationships" xmlns:m="http://schemas.openxmlformats.org/officeDocument/2006/math" xmlns:v="urn:schemas-microsoft-com:vml" xmlns:wp14="http://schemas.microsoft.com/office/word/2010/wordprocessingDrawing" xmlns:wp="http://schemas.openxmlformats.org/drawingml/2006/wordprocessingDrawing" xmlns:w10="urn:schemas-microsoft-com:office:word" xmlns:w="http://schemas.openxmlformats.org/wordprocessingml/2006/main" xmlns:w14="http://schemas.microsoft.com/office/word/2010/wordml" xmlns:w15="http://schemas.microsoft.com/office/word/2012/wordml" xmlns:wpg="http://schemas.microsoft.com/office/word/2010/wordprocessingGroup" xmlns:wpi="http://schemas.microsoft.com/office/word/2010/wordprocessingInk" xmlns:wne="http://schemas.microsoft.com/office/word/2006/wordml" xmlns:wps="http://schemas.microsoft.com/office/word/2010/wordprocessingShape" xmlns:wpsCustomData="http://www.wps.cn/officeDocument/2013/wpsCustomData" mc:Ignorable="w14 w15 wp14">
   <w:p>
     <w:pPr>
-      <w:pStyle w:val="5"/>
+      <w:pStyle w:val="6"/>
     </w:pPr>
     <w:r>
       <w:rPr>
@@ -3066,136 +3149,6 @@
               <wp:effectExtent l="0" t="0" r="0" b="0"/>
               <wp:wrapNone/>
               <wp:docPr id="1" name="Text Box 1"/>
-              <wp:cNvGraphicFramePr/>
-              <a:graphic xmlns:a="http://schemas.openxmlformats.org/drawingml/2006/main">
-                <a:graphicData uri="http://schemas.microsoft.com/office/word/2010/wordprocessingShape">
-                  <wps:wsp>
-                    <wps:cNvSpPr txBox="1"/>
-                    <wps:spPr>
-                      <a:xfrm>
-                        <a:off x="0" y="0"/>
-                        <a:ext cx="1828800" cy="1828800"/>
-                      </a:xfrm>
-                      <a:prstGeom prst="rect">
-                        <a:avLst/>
-                      </a:prstGeom>
-                      <a:noFill/>
-                      <a:ln w="6350">
-                        <a:noFill/>
-                      </a:ln>
-                    </wps:spPr>
-                    <wps:style>
-                      <a:lnRef idx="0">
-                        <a:schemeClr val="accent1"/>
-                      </a:lnRef>
-                      <a:fillRef idx="0">
-                        <a:schemeClr val="accent1"/>
-                      </a:fillRef>
-                      <a:effectRef idx="0">
-                        <a:schemeClr val="accent1"/>
-                      </a:effectRef>
-                      <a:fontRef idx="minor">
-                        <a:schemeClr val="dk1"/>
-                      </a:fontRef>
-                    </wps:style>
-                    <wps:txbx>
-                      <w:txbxContent>
-                        <w:p>
-                          <w:pPr>
-                            <w:pStyle w:val="5"/>
-                          </w:pPr>
-                          <w:r>
-                            <w:fldChar w:fldCharType="begin"/>
-                          </w:r>
-                          <w:r>
-                            <w:instrText xml:space="preserve"> PAGE  \* MERGEFORMAT </w:instrText>
-                          </w:r>
-                          <w:r>
-                            <w:fldChar w:fldCharType="separate"/>
-                          </w:r>
-                          <w:r>
-                            <w:t>1</w:t>
-                          </w:r>
-                          <w:r>
-                            <w:fldChar w:fldCharType="end"/>
-                          </w:r>
-                        </w:p>
-                      </w:txbxContent>
-                    </wps:txbx>
-                    <wps:bodyPr rot="0" spcFirstLastPara="0" vertOverflow="overflow" horzOverflow="overflow" vert="horz" wrap="none" lIns="0" tIns="0" rIns="0" bIns="0" numCol="1" spcCol="0" rtlCol="0" fromWordArt="0" anchor="t" anchorCtr="0" forceAA="0" upright="0" compatLnSpc="1">
-                      <a:spAutoFit/>
-                    </wps:bodyPr>
-                  </wps:wsp>
-                </a:graphicData>
-              </a:graphic>
-            </wp:anchor>
-          </w:drawing>
-        </mc:Choice>
-        <mc:Fallback>
-          <w:pict>
-            <v:shape id="_x0000_s1026" o:spid="_x0000_s1026" o:spt="202" type="#_x0000_t202" style="position:absolute;left:0pt;margin-top:0pt;height:144pt;width:144pt;mso-position-horizontal:left;mso-position-horizontal-relative:margin;mso-wrap-style:none;z-index:251659264;mso-width-relative:page;mso-height-relative:page;" filled="f" stroked="f" coordsize="21600,21600" o:gfxdata="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">
-              <v:fill on="f" focussize="0,0"/>
-              <v:stroke on="f" weight="0.5pt"/>
-              <v:imagedata o:title=""/>
-              <o:lock v:ext="edit" aspectratio="f"/>
-              <v:textbox inset="0mm,0mm,0mm,0mm" style="mso-fit-shape-to-text:t;">
-                <w:txbxContent>
-                  <w:p>
-                    <w:pPr>
-                      <w:pStyle w:val="5"/>
-                    </w:pPr>
-                    <w:r>
-                      <w:fldChar w:fldCharType="begin"/>
-                    </w:r>
-                    <w:r>
-                      <w:instrText xml:space="preserve"> PAGE  \* MERGEFORMAT </w:instrText>
-                    </w:r>
-                    <w:r>
-                      <w:fldChar w:fldCharType="separate"/>
-                    </w:r>
-                    <w:r>
-                      <w:t>1</w:t>
-                    </w:r>
-                    <w:r>
-                      <w:fldChar w:fldCharType="end"/>
-                    </w:r>
-                  </w:p>
-                </w:txbxContent>
-              </v:textbox>
-            </v:shape>
-          </w:pict>
-        </mc:Fallback>
-      </mc:AlternateContent>
-    </w:r>
-  </w:p>
-</w:ftr>
-</file>
-
-<file path=word/header1.xml><?xml version="1.0" encoding="utf-8"?>
-<w:hdr xmlns:wpc="http://schemas.microsoft.com/office/word/2010/wordprocessingCanvas" xmlns:mc="http://schemas.openxmlformats.org/markup-compatibility/2006" xmlns:o="urn:schemas-microsoft-com:office:office" xmlns:r="http://schemas.openxmlformats.org/officeDocument/2006/relationships" xmlns:m="http://schemas.openxmlformats.org/officeDocument/2006/math" xmlns:v="urn:schemas-microsoft-com:vml" xmlns:wp14="http://schemas.microsoft.com/office/word/2010/wordprocessingDrawing" xmlns:wp="http://schemas.openxmlformats.org/drawingml/2006/wordprocessingDrawing" xmlns:w10="urn:schemas-microsoft-com:office:word" xmlns:w="http://schemas.openxmlformats.org/wordprocessingml/2006/main" xmlns:w14="http://schemas.microsoft.com/office/word/2010/wordml" xmlns:w15="http://schemas.microsoft.com/office/word/2012/wordml" xmlns:wpg="http://schemas.microsoft.com/office/word/2010/wordprocessingGroup" xmlns:wpi="http://schemas.microsoft.com/office/word/2010/wordprocessingInk" xmlns:wne="http://schemas.microsoft.com/office/word/2006/wordml" xmlns:wps="http://schemas.microsoft.com/office/word/2010/wordprocessingShape" xmlns:wpsCustomData="http://www.wps.cn/officeDocument/2013/wpsCustomData" mc:Ignorable="w14 w15 wp14">
-  <w:p>
-    <w:pPr>
-      <w:pStyle w:val="6"/>
-    </w:pPr>
-    <w:r>
-      <w:rPr>
-        <w:sz w:val="18"/>
-      </w:rPr>
-      <mc:AlternateContent>
-        <mc:Choice Requires="wps">
-          <w:drawing>
-            <wp:anchor distT="0" distB="0" distL="114300" distR="114300" simplePos="0" relativeHeight="251660288" behindDoc="0" locked="0" layoutInCell="1" allowOverlap="1">
-              <wp:simplePos x="0" y="0"/>
-              <wp:positionH relativeFrom="margin">
-                <wp:align>left</wp:align>
-              </wp:positionH>
-              <wp:positionV relativeFrom="paragraph">
-                <wp:posOffset>0</wp:posOffset>
-              </wp:positionV>
-              <wp:extent cx="1828800" cy="1828800"/>
-              <wp:effectExtent l="0" t="0" r="0" b="0"/>
-              <wp:wrapNone/>
-              <wp:docPr id="2" name="Text Box 2"/>
               <wp:cNvGraphicFramePr/>
               <a:graphic xmlns:a="http://schemas.openxmlformats.org/drawingml/2006/main">
                 <a:graphicData uri="http://schemas.microsoft.com/office/word/2010/wordprocessingShape">
@@ -3263,6 +3216,136 @@
         </mc:Choice>
         <mc:Fallback>
           <w:pict>
+            <v:shape id="_x0000_s1026" o:spid="_x0000_s1026" o:spt="202" type="#_x0000_t202" style="position:absolute;left:0pt;margin-top:0pt;height:144pt;width:144pt;mso-position-horizontal:left;mso-position-horizontal-relative:margin;mso-wrap-style:none;z-index:251659264;mso-width-relative:page;mso-height-relative:page;" filled="f" stroked="f" coordsize="21600,21600" o:gfxdata="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">
+              <v:fill on="f" focussize="0,0"/>
+              <v:stroke on="f" weight="0.5pt"/>
+              <v:imagedata o:title=""/>
+              <o:lock v:ext="edit" aspectratio="f"/>
+              <v:textbox inset="0mm,0mm,0mm,0mm" style="mso-fit-shape-to-text:t;">
+                <w:txbxContent>
+                  <w:p>
+                    <w:pPr>
+                      <w:pStyle w:val="6"/>
+                    </w:pPr>
+                    <w:r>
+                      <w:fldChar w:fldCharType="begin"/>
+                    </w:r>
+                    <w:r>
+                      <w:instrText xml:space="preserve"> PAGE  \* MERGEFORMAT </w:instrText>
+                    </w:r>
+                    <w:r>
+                      <w:fldChar w:fldCharType="separate"/>
+                    </w:r>
+                    <w:r>
+                      <w:t>1</w:t>
+                    </w:r>
+                    <w:r>
+                      <w:fldChar w:fldCharType="end"/>
+                    </w:r>
+                  </w:p>
+                </w:txbxContent>
+              </v:textbox>
+            </v:shape>
+          </w:pict>
+        </mc:Fallback>
+      </mc:AlternateContent>
+    </w:r>
+  </w:p>
+</w:ftr>
+</file>
+
+<file path=word/header1.xml><?xml version="1.0" encoding="utf-8"?>
+<w:hdr xmlns:wpc="http://schemas.microsoft.com/office/word/2010/wordprocessingCanvas" xmlns:mc="http://schemas.openxmlformats.org/markup-compatibility/2006" xmlns:o="urn:schemas-microsoft-com:office:office" xmlns:r="http://schemas.openxmlformats.org/officeDocument/2006/relationships" xmlns:m="http://schemas.openxmlformats.org/officeDocument/2006/math" xmlns:v="urn:schemas-microsoft-com:vml" xmlns:wp14="http://schemas.microsoft.com/office/word/2010/wordprocessingDrawing" xmlns:wp="http://schemas.openxmlformats.org/drawingml/2006/wordprocessingDrawing" xmlns:w10="urn:schemas-microsoft-com:office:word" xmlns:w="http://schemas.openxmlformats.org/wordprocessingml/2006/main" xmlns:w14="http://schemas.microsoft.com/office/word/2010/wordml" xmlns:w15="http://schemas.microsoft.com/office/word/2012/wordml" xmlns:wpg="http://schemas.microsoft.com/office/word/2010/wordprocessingGroup" xmlns:wpi="http://schemas.microsoft.com/office/word/2010/wordprocessingInk" xmlns:wne="http://schemas.microsoft.com/office/word/2006/wordml" xmlns:wps="http://schemas.microsoft.com/office/word/2010/wordprocessingShape" xmlns:wpsCustomData="http://www.wps.cn/officeDocument/2013/wpsCustomData" mc:Ignorable="w14 w15 wp14">
+  <w:p>
+    <w:pPr>
+      <w:pStyle w:val="7"/>
+    </w:pPr>
+    <w:r>
+      <w:rPr>
+        <w:sz w:val="18"/>
+      </w:rPr>
+      <mc:AlternateContent>
+        <mc:Choice Requires="wps">
+          <w:drawing>
+            <wp:anchor distT="0" distB="0" distL="114300" distR="114300" simplePos="0" relativeHeight="251660288" behindDoc="0" locked="0" layoutInCell="1" allowOverlap="1">
+              <wp:simplePos x="0" y="0"/>
+              <wp:positionH relativeFrom="margin">
+                <wp:align>left</wp:align>
+              </wp:positionH>
+              <wp:positionV relativeFrom="paragraph">
+                <wp:posOffset>0</wp:posOffset>
+              </wp:positionV>
+              <wp:extent cx="1828800" cy="1828800"/>
+              <wp:effectExtent l="0" t="0" r="0" b="0"/>
+              <wp:wrapNone/>
+              <wp:docPr id="2" name="Text Box 2"/>
+              <wp:cNvGraphicFramePr/>
+              <a:graphic xmlns:a="http://schemas.openxmlformats.org/drawingml/2006/main">
+                <a:graphicData uri="http://schemas.microsoft.com/office/word/2010/wordprocessingShape">
+                  <wps:wsp>
+                    <wps:cNvSpPr txBox="1"/>
+                    <wps:spPr>
+                      <a:xfrm>
+                        <a:off x="0" y="0"/>
+                        <a:ext cx="1828800" cy="1828800"/>
+                      </a:xfrm>
+                      <a:prstGeom prst="rect">
+                        <a:avLst/>
+                      </a:prstGeom>
+                      <a:noFill/>
+                      <a:ln w="6350">
+                        <a:noFill/>
+                      </a:ln>
+                    </wps:spPr>
+                    <wps:style>
+                      <a:lnRef idx="0">
+                        <a:schemeClr val="accent1"/>
+                      </a:lnRef>
+                      <a:fillRef idx="0">
+                        <a:schemeClr val="accent1"/>
+                      </a:fillRef>
+                      <a:effectRef idx="0">
+                        <a:schemeClr val="accent1"/>
+                      </a:effectRef>
+                      <a:fontRef idx="minor">
+                        <a:schemeClr val="dk1"/>
+                      </a:fontRef>
+                    </wps:style>
+                    <wps:txbx>
+                      <w:txbxContent>
+                        <w:p>
+                          <w:pPr>
+                            <w:pStyle w:val="7"/>
+                          </w:pPr>
+                          <w:r>
+                            <w:fldChar w:fldCharType="begin"/>
+                          </w:r>
+                          <w:r>
+                            <w:instrText xml:space="preserve"> PAGE  \* MERGEFORMAT </w:instrText>
+                          </w:r>
+                          <w:r>
+                            <w:fldChar w:fldCharType="separate"/>
+                          </w:r>
+                          <w:r>
+                            <w:t>1</w:t>
+                          </w:r>
+                          <w:r>
+                            <w:fldChar w:fldCharType="end"/>
+                          </w:r>
+                        </w:p>
+                      </w:txbxContent>
+                    </wps:txbx>
+                    <wps:bodyPr rot="0" spcFirstLastPara="0" vertOverflow="overflow" horzOverflow="overflow" vert="horz" wrap="none" lIns="0" tIns="0" rIns="0" bIns="0" numCol="1" spcCol="0" rtlCol="0" fromWordArt="0" anchor="t" anchorCtr="0" forceAA="0" upright="0" compatLnSpc="1">
+                      <a:spAutoFit/>
+                    </wps:bodyPr>
+                  </wps:wsp>
+                </a:graphicData>
+              </a:graphic>
+            </wp:anchor>
+          </w:drawing>
+        </mc:Choice>
+        <mc:Fallback>
+          <w:pict>
             <v:shape id="_x0000_s1026" o:spid="_x0000_s1026" o:spt="202" type="#_x0000_t202" style="position:absolute;left:0pt;margin-top:0pt;height:144pt;width:144pt;mso-position-horizontal:left;mso-position-horizontal-relative:margin;mso-wrap-style:none;z-index:251660288;mso-width-relative:page;mso-height-relative:page;" filled="f" stroked="f" coordsize="21600,21600" o:gfxdata="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">
               <v:fill on="f" focussize="0,0"/>
               <v:stroke on="f" weight="0.5pt"/>
@@ -3272,7 +3355,7 @@
                 <w:txbxContent>
                   <w:p>
                     <w:pPr>
-                      <w:pStyle w:val="6"/>
+                      <w:pStyle w:val="7"/>
                     </w:pPr>
                     <w:r>
                       <w:fldChar w:fldCharType="begin"/>
@@ -3522,7 +3605,7 @@
     <w:lsdException w:qFormat="1" w:unhideWhenUsed="0" w:uiPriority="0" w:semiHidden="0" w:name="Title"/>
     <w:lsdException w:unhideWhenUsed="0" w:uiPriority="0" w:semiHidden="0" w:name="Closing"/>
     <w:lsdException w:unhideWhenUsed="0" w:uiPriority="0" w:semiHidden="0" w:name="Signature"/>
-    <w:lsdException w:unhideWhenUsed="0" w:uiPriority="0" w:name="Default Paragraph Font"/>
+    <w:lsdException w:qFormat="1" w:unhideWhenUsed="0" w:uiPriority="0" w:name="Default Paragraph Font"/>
     <w:lsdException w:unhideWhenUsed="0" w:uiPriority="0" w:semiHidden="0" w:name="Body Text"/>
     <w:lsdException w:unhideWhenUsed="0" w:uiPriority="0" w:semiHidden="0" w:name="Body Text Indent"/>
     <w:lsdException w:unhideWhenUsed="0" w:uiPriority="0" w:semiHidden="0" w:name="List Continue"/>
@@ -3549,7 +3632,7 @@
     <w:lsdException w:unhideWhenUsed="0" w:uiPriority="0" w:semiHidden="0" w:name="Document Map"/>
     <w:lsdException w:unhideWhenUsed="0" w:uiPriority="0" w:semiHidden="0" w:name="Plain Text"/>
     <w:lsdException w:unhideWhenUsed="0" w:uiPriority="0" w:semiHidden="0" w:name="E-mail Signature"/>
-    <w:lsdException w:unhideWhenUsed="0" w:uiPriority="0" w:semiHidden="0" w:name="Normal (Web)"/>
+    <w:lsdException w:qFormat="1" w:unhideWhenUsed="0" w:uiPriority="0" w:semiHidden="0" w:name="Normal (Web)"/>
     <w:lsdException w:unhideWhenUsed="0" w:uiPriority="0" w:semiHidden="0" w:name="HTML Acronym"/>
     <w:lsdException w:unhideWhenUsed="0" w:uiPriority="0" w:semiHidden="0" w:name="HTML Address"/>
     <w:lsdException w:unhideWhenUsed="0" w:uiPriority="0" w:semiHidden="0" w:name="HTML Cite"/>
@@ -3738,6 +3821,7 @@
   <w:style w:type="character" w:default="1" w:styleId="3">
     <w:name w:val="Default Paragraph Font"/>
     <w:semiHidden/>
+    <w:qFormat/>
     <w:uiPriority w:val="0"/>
   </w:style>
   <w:style w:type="table" w:default="1" w:styleId="4">
@@ -3754,7 +3838,17 @@
       </w:tblCellMar>
     </w:tblPr>
   </w:style>
-  <w:style w:type="paragraph" w:styleId="5">
+  <w:style w:type="character" w:styleId="5">
+    <w:name w:val="Emphasis"/>
+    <w:basedOn w:val="3"/>
+    <w:qFormat/>
+    <w:uiPriority w:val="0"/>
+    <w:rPr>
+      <w:i/>
+      <w:iCs/>
+    </w:rPr>
+  </w:style>
+  <w:style w:type="paragraph" w:styleId="6">
     <w:name w:val="footer"/>
     <w:basedOn w:val="1"/>
     <w:qFormat/>
@@ -3772,7 +3866,7 @@
       <w:szCs w:val="18"/>
     </w:rPr>
   </w:style>
-  <w:style w:type="paragraph" w:styleId="6">
+  <w:style w:type="paragraph" w:styleId="7">
     <w:name w:val="header"/>
     <w:basedOn w:val="1"/>
     <w:qFormat/>
@@ -3789,8 +3883,9 @@
       <w:szCs w:val="18"/>
     </w:rPr>
   </w:style>
-  <w:style w:type="paragraph" w:styleId="7">
+  <w:style w:type="paragraph" w:styleId="8">
     <w:name w:val="Normal (Web)"/>
+    <w:qFormat/>
     <w:uiPriority w:val="0"/>
     <w:pPr>
       <w:spacing w:before="0" w:beforeAutospacing="1" w:after="0" w:afterAutospacing="1"/>
@@ -3805,7 +3900,7 @@
       <w:lang w:val="en-US" w:eastAsia="zh-CN" w:bidi="ar"/>
     </w:rPr>
   </w:style>
-  <w:style w:type="paragraph" w:customStyle="1" w:styleId="8">
+  <w:style w:type="paragraph" w:customStyle="1" w:styleId="9">
     <w:name w:val="WPSOffice手动目录 1"/>
     <w:qFormat/>
     <w:uiPriority w:val="0"/>
@@ -3818,7 +3913,7 @@
       <w:szCs w:val="20"/>
     </w:rPr>
   </w:style>
-  <w:style w:type="paragraph" w:customStyle="1" w:styleId="9">
+  <w:style w:type="paragraph" w:customStyle="1" w:styleId="10">
     <w:name w:val="WPSOffice手动目录 2"/>
     <w:qFormat/>
     <w:uiPriority w:val="0"/>
@@ -3831,7 +3926,7 @@
       <w:szCs w:val="20"/>
     </w:rPr>
   </w:style>
-  <w:style w:type="paragraph" w:customStyle="1" w:styleId="10">
+  <w:style w:type="paragraph" w:customStyle="1" w:styleId="11">
     <w:name w:val="WPSOffice手动目录 3"/>
     <w:qFormat/>
     <w:uiPriority w:val="0"/>

--- a/ReadME.docx
+++ b/ReadME.docx
@@ -2542,19 +2542,30 @@
           <w:bCs w:val="0"/>
           <w:sz w:val="22"/>
           <w:szCs w:val="22"/>
-          <w:lang w:val="en-US"/>
-        </w:rPr>
-      </w:pPr>
-      <w:r>
-        <w:rPr>
-          <w:rFonts w:hint="default"/>
-          <w:b w:val="0"/>
-          <w:bCs w:val="0"/>
-          <w:sz w:val="22"/>
-          <w:szCs w:val="22"/>
-          <w:lang w:val="en-US"/>
-        </w:rPr>
-        <w:t>Week4-5:21-30 April -css styling ,used external css on my html structure ,added color,and styling layouts.</w:t>
+          <w:lang w:val="en-ZA"/>
+        </w:rPr>
+      </w:pPr>
+      <w:r>
+        <w:rPr>
+          <w:rFonts w:hint="default"/>
+          <w:b w:val="0"/>
+          <w:bCs w:val="0"/>
+          <w:sz w:val="22"/>
+          <w:szCs w:val="22"/>
+          <w:lang w:val="en-US"/>
+        </w:rPr>
+        <w:t>Week4-5:21-30 April -css styling ,used external css on my html structure ,added color,and styling layouts</w:t>
+      </w:r>
+      <w:r>
+        <w:rPr>
+          <w:rFonts w:hint="default"/>
+          <w:b w:val="0"/>
+          <w:bCs w:val="0"/>
+          <w:sz w:val="22"/>
+          <w:szCs w:val="22"/>
+          <w:lang w:val="en-ZA"/>
+        </w:rPr>
+        <w:t xml:space="preserve"> </w:t>
       </w:r>
     </w:p>
     <w:p>
@@ -2610,20 +2621,7 @@
           <w:szCs w:val="22"/>
           <w:lang w:val="en-US"/>
         </w:rPr>
-        <w:t>Week 7:debugging</w:t>
-      </w:r>
-      <w:bookmarkStart w:id="0" w:name="_GoBack"/>
-      <w:bookmarkEnd w:id="0"/>
-      <w:r>
-        <w:rPr>
-          <w:rFonts w:hint="default"/>
-          <w:b w:val="0"/>
-          <w:bCs w:val="0"/>
-          <w:sz w:val="22"/>
-          <w:szCs w:val="22"/>
-          <w:lang w:val="en-US"/>
-        </w:rPr>
-        <w:t xml:space="preserve"> ,testing and final submission.</w:t>
+        <w:t>Week 7:debugging ,testing and final submission.</w:t>
       </w:r>
     </w:p>
     <w:p>
@@ -2689,12 +2687,120 @@
     <w:p>
       <w:pPr>
         <w:numPr>
-          <w:ilvl w:val="0"/>
           <w:numId w:val="0"/>
         </w:numPr>
         <w:ind w:leftChars="0"/>
         <w:rPr>
           <w:rFonts w:hint="default"/>
+          <w:b/>
+          <w:bCs/>
+          <w:sz w:val="22"/>
+          <w:szCs w:val="22"/>
+          <w:lang w:val="en-US"/>
+        </w:rPr>
+      </w:pPr>
+    </w:p>
+    <w:p>
+      <w:pPr>
+        <w:numPr>
+          <w:numId w:val="0"/>
+        </w:numPr>
+        <w:ind w:leftChars="0"/>
+        <w:rPr>
+          <w:rFonts w:hint="default"/>
+          <w:b w:val="0"/>
+          <w:bCs w:val="0"/>
+          <w:sz w:val="22"/>
+          <w:szCs w:val="22"/>
+          <w:lang w:val="en-ZA"/>
+        </w:rPr>
+      </w:pPr>
+      <w:r>
+        <w:rPr>
+          <w:rFonts w:hint="default"/>
+          <w:b/>
+          <w:bCs/>
+          <w:sz w:val="22"/>
+          <w:szCs w:val="22"/>
+          <w:lang w:val="en-ZA"/>
+        </w:rPr>
+        <w:t>-</w:t>
+      </w:r>
+      <w:r>
+        <w:rPr>
+          <w:rFonts w:hint="default"/>
+          <w:b w:val="0"/>
+          <w:bCs w:val="0"/>
+          <w:sz w:val="22"/>
+          <w:szCs w:val="22"/>
+          <w:lang w:val="en-ZA"/>
+        </w:rPr>
+        <w:t>web development R5000</w:t>
+      </w:r>
+    </w:p>
+    <w:p>
+      <w:pPr>
+        <w:numPr>
+          <w:numId w:val="0"/>
+        </w:numPr>
+        <w:ind w:leftChars="0"/>
+        <w:rPr>
+          <w:rFonts w:hint="default"/>
+          <w:b w:val="0"/>
+          <w:bCs w:val="0"/>
+          <w:sz w:val="22"/>
+          <w:szCs w:val="22"/>
+          <w:lang w:val="en-ZA"/>
+        </w:rPr>
+      </w:pPr>
+      <w:r>
+        <w:rPr>
+          <w:rFonts w:hint="default"/>
+          <w:b w:val="0"/>
+          <w:bCs w:val="0"/>
+          <w:sz w:val="22"/>
+          <w:szCs w:val="22"/>
+          <w:lang w:val="en-ZA"/>
+        </w:rPr>
+        <w:t>-SSL certificate R1500 per year</w:t>
+      </w:r>
+    </w:p>
+    <w:p>
+      <w:pPr>
+        <w:numPr>
+          <w:numId w:val="0"/>
+        </w:numPr>
+        <w:ind w:leftChars="0"/>
+        <w:rPr>
+          <w:rFonts w:hint="default"/>
+          <w:b w:val="0"/>
+          <w:bCs w:val="0"/>
+          <w:sz w:val="22"/>
+          <w:szCs w:val="22"/>
+          <w:lang w:val="en-ZA"/>
+        </w:rPr>
+      </w:pPr>
+      <w:r>
+        <w:rPr>
+          <w:rFonts w:hint="default"/>
+          <w:b w:val="0"/>
+          <w:bCs w:val="0"/>
+          <w:sz w:val="22"/>
+          <w:szCs w:val="22"/>
+          <w:lang w:val="en-ZA"/>
+        </w:rPr>
+        <w:t>-maintenance R300 per month</w:t>
+      </w:r>
+    </w:p>
+    <w:p>
+      <w:pPr>
+        <w:numPr>
+          <w:ilvl w:val="0"/>
+          <w:numId w:val="0"/>
+        </w:numPr>
+        <w:ind w:leftChars="0"/>
+        <w:rPr>
+          <w:rFonts w:hint="default"/>
           <w:b w:val="0"/>
           <w:bCs w:val="0"/>
           <w:sz w:val="22"/>
@@ -2739,7 +2845,7 @@
           <w:szCs w:val="22"/>
           <w:lang w:val="en-ZA"/>
         </w:rPr>
-        <w:t>-Reliable shared hosting R800-R1 500 per year</w:t>
+        <w:t>-Reliable email hosting R400 per year</w:t>
       </w:r>
     </w:p>
     <w:p>
@@ -2817,7 +2923,7 @@
           <w:szCs w:val="22"/>
           <w:lang w:val="en-ZA"/>
         </w:rPr>
-        <w:t>-Fixes, updates and small improvements R500-R1 200</w:t>
+        <w:t>-Fixes, updates and small improvements R500</w:t>
       </w:r>
     </w:p>
     <w:p>
@@ -3103,6 +3209,849 @@
           <w:lang w:val="en-US"/>
         </w:rPr>
         <w:t>(n.d.). Custom cakes n NJ.Red Rose Bakery.Available at:https://redrosebakerynj.com/custom-birthday-cakes/[Accessed:April 09, 2026 ]</w:t>
+      </w:r>
+    </w:p>
+    <w:p>
+      <w:pPr>
+        <w:numPr>
+          <w:ilvl w:val="0"/>
+          <w:numId w:val="0"/>
+        </w:numPr>
+        <w:ind w:leftChars="0"/>
+        <w:rPr>
+          <w:rFonts w:hint="default"/>
+          <w:b w:val="0"/>
+          <w:bCs w:val="0"/>
+          <w:sz w:val="22"/>
+          <w:szCs w:val="22"/>
+          <w:lang w:val="en-US"/>
+        </w:rPr>
+      </w:pPr>
+    </w:p>
+    <w:p>
+      <w:pPr>
+        <w:numPr>
+          <w:ilvl w:val="0"/>
+          <w:numId w:val="0"/>
+        </w:numPr>
+        <w:ind w:leftChars="0"/>
+        <w:rPr>
+          <w:rFonts w:hint="default"/>
+          <w:b w:val="0"/>
+          <w:bCs w:val="0"/>
+          <w:sz w:val="22"/>
+          <w:szCs w:val="22"/>
+          <w:lang w:val="en-ZA"/>
+        </w:rPr>
+      </w:pPr>
+      <w:r>
+        <w:rPr>
+          <w:rFonts w:hint="default"/>
+          <w:b/>
+          <w:bCs/>
+          <w:sz w:val="22"/>
+          <w:szCs w:val="22"/>
+          <w:lang w:val="en-ZA"/>
+        </w:rPr>
+        <w:t>Cake Zone</w:t>
+      </w:r>
+      <w:r>
+        <w:rPr>
+          <w:rFonts w:hint="default"/>
+          <w:b w:val="0"/>
+          <w:bCs w:val="0"/>
+          <w:sz w:val="22"/>
+          <w:szCs w:val="22"/>
+          <w:lang w:val="en-ZA"/>
+        </w:rPr>
+        <w:t>(2026). Available at:www.cakezone.com(Accessed: 29 May 2026).</w:t>
+      </w:r>
+    </w:p>
+    <w:p>
+      <w:pPr>
+        <w:numPr>
+          <w:ilvl w:val="0"/>
+          <w:numId w:val="0"/>
+        </w:numPr>
+        <w:ind w:leftChars="0"/>
+        <w:rPr>
+          <w:rFonts w:hint="default"/>
+          <w:b w:val="0"/>
+          <w:bCs w:val="0"/>
+          <w:sz w:val="22"/>
+          <w:szCs w:val="22"/>
+          <w:lang w:val="en-ZA"/>
+        </w:rPr>
+      </w:pPr>
+    </w:p>
+    <w:p>
+      <w:pPr>
+        <w:rPr>
+          <w:rFonts w:hint="default"/>
+          <w:b w:val="0"/>
+          <w:bCs w:val="0"/>
+          <w:sz w:val="22"/>
+          <w:szCs w:val="22"/>
+          <w:lang w:val="en-ZA"/>
+        </w:rPr>
+      </w:pPr>
+      <w:r>
+        <w:rPr>
+          <w:rFonts w:hint="default"/>
+          <w:b/>
+          <w:bCs/>
+          <w:sz w:val="22"/>
+          <w:szCs w:val="22"/>
+          <w:lang w:val="en-ZA"/>
+        </w:rPr>
+        <w:t>Pinteres</w:t>
+      </w:r>
+      <w:r>
+        <w:rPr>
+          <w:rFonts w:hint="default"/>
+          <w:b w:val="0"/>
+          <w:bCs w:val="0"/>
+          <w:sz w:val="22"/>
+          <w:szCs w:val="22"/>
+          <w:lang w:val="en-ZA"/>
+        </w:rPr>
+        <w:t>t(2026)Cake pictures.Available at :https://www.pinterest.com(Accessed: 29 May 2026).</w:t>
+      </w:r>
+    </w:p>
+    <w:p>
+      <w:pPr>
+        <w:rPr>
+          <w:rFonts w:hint="default"/>
+          <w:b w:val="0"/>
+          <w:bCs w:val="0"/>
+          <w:sz w:val="22"/>
+          <w:szCs w:val="22"/>
+          <w:lang w:val="en-ZA"/>
+        </w:rPr>
+      </w:pPr>
+      <w:r>
+        <w:rPr>
+          <w:rFonts w:hint="default"/>
+          <w:b w:val="0"/>
+          <w:bCs w:val="0"/>
+          <w:sz w:val="22"/>
+          <w:szCs w:val="22"/>
+          <w:lang w:val="en-ZA"/>
+        </w:rPr>
+        <w:br w:type="page"/>
+      </w:r>
+    </w:p>
+    <w:p>
+      <w:pPr>
+        <w:numPr>
+          <w:ilvl w:val="0"/>
+          <w:numId w:val="0"/>
+        </w:numPr>
+        <w:ind w:leftChars="0"/>
+        <w:rPr>
+          <w:rFonts w:hint="default"/>
+          <w:b w:val="0"/>
+          <w:bCs w:val="0"/>
+          <w:sz w:val="22"/>
+          <w:szCs w:val="22"/>
+          <w:lang w:val="en-ZA"/>
+        </w:rPr>
+      </w:pPr>
+      <w:r>
+        <w:rPr>
+          <w:rFonts w:hint="default"/>
+          <w:b w:val="0"/>
+          <w:bCs w:val="0"/>
+          <w:sz w:val="22"/>
+          <w:szCs w:val="22"/>
+          <w:lang w:val="en-ZA"/>
+        </w:rPr>
+        <w:t>SCREENSHOTS EVIDENCE</w:t>
+      </w:r>
+    </w:p>
+    <w:p>
+      <w:pPr>
+        <w:numPr>
+          <w:ilvl w:val="0"/>
+          <w:numId w:val="0"/>
+        </w:numPr>
+        <w:ind w:leftChars="0"/>
+        <w:rPr>
+          <w:rFonts w:hint="default"/>
+          <w:b w:val="0"/>
+          <w:bCs w:val="0"/>
+          <w:sz w:val="22"/>
+          <w:szCs w:val="22"/>
+          <w:lang w:val="en-ZA"/>
+        </w:rPr>
+      </w:pPr>
+      <w:r>
+        <w:rPr>
+          <w:rFonts w:hint="default"/>
+          <w:b w:val="0"/>
+          <w:bCs w:val="0"/>
+          <w:sz w:val="22"/>
+          <w:szCs w:val="22"/>
+          <w:lang w:val="en-ZA"/>
+        </w:rPr>
+        <w:t>FROM DEVICE AND DESKTOP</w:t>
+      </w:r>
+      <w:bookmarkStart w:id="0" w:name="_GoBack"/>
+      <w:bookmarkEnd w:id="0"/>
+    </w:p>
+    <w:p>
+      <w:pPr>
+        <w:numPr>
+          <w:ilvl w:val="0"/>
+          <w:numId w:val="0"/>
+        </w:numPr>
+        <w:ind w:leftChars="0"/>
+        <w:rPr>
+          <w:rFonts w:hint="default"/>
+          <w:b w:val="0"/>
+          <w:bCs w:val="0"/>
+          <w:sz w:val="22"/>
+          <w:szCs w:val="22"/>
+          <w:lang w:val="en-ZA"/>
+        </w:rPr>
+      </w:pPr>
+    </w:p>
+    <w:p>
+      <w:pPr>
+        <w:numPr>
+          <w:ilvl w:val="0"/>
+          <w:numId w:val="0"/>
+        </w:numPr>
+        <w:ind w:leftChars="0"/>
+        <w:rPr>
+          <w:rFonts w:hint="default"/>
+          <w:b w:val="0"/>
+          <w:bCs w:val="0"/>
+          <w:sz w:val="22"/>
+          <w:szCs w:val="22"/>
+          <w:lang w:val="en-ZA"/>
+        </w:rPr>
+      </w:pPr>
+    </w:p>
+    <w:p>
+      <w:pPr>
+        <w:numPr>
+          <w:ilvl w:val="0"/>
+          <w:numId w:val="0"/>
+        </w:numPr>
+        <w:ind w:leftChars="0"/>
+        <w:rPr>
+          <w:rFonts w:hint="default"/>
+          <w:b w:val="0"/>
+          <w:bCs w:val="0"/>
+          <w:sz w:val="22"/>
+          <w:szCs w:val="22"/>
+          <w:lang w:val="en-ZA"/>
+        </w:rPr>
+      </w:pPr>
+      <w:r>
+        <w:rPr>
+          <w:rFonts w:hint="default"/>
+          <w:b w:val="0"/>
+          <w:bCs w:val="0"/>
+          <w:sz w:val="22"/>
+          <w:szCs w:val="22"/>
+          <w:lang w:val="en-ZA"/>
+        </w:rPr>
+        <w:drawing>
+          <wp:inline distT="0" distB="0" distL="114300" distR="114300">
+            <wp:extent cx="5266690" cy="2962910"/>
+            <wp:effectExtent l="0" t="0" r="6350" b="8890"/>
+            <wp:docPr id="15" name="Picture 15" descr="Screenshot 2026-05-29 195815"/>
+            <wp:cNvGraphicFramePr>
+              <a:graphicFrameLocks xmlns:a="http://schemas.openxmlformats.org/drawingml/2006/main" noChangeAspect="1"/>
+            </wp:cNvGraphicFramePr>
+            <a:graphic xmlns:a="http://schemas.openxmlformats.org/drawingml/2006/main">
+              <a:graphicData uri="http://schemas.openxmlformats.org/drawingml/2006/picture">
+                <pic:pic xmlns:pic="http://schemas.openxmlformats.org/drawingml/2006/picture">
+                  <pic:nvPicPr>
+                    <pic:cNvPr id="15" name="Picture 15" descr="Screenshot 2026-05-29 195815"/>
+                    <pic:cNvPicPr>
+                      <a:picLocks noChangeAspect="1"/>
+                    </pic:cNvPicPr>
+                  </pic:nvPicPr>
+                  <pic:blipFill>
+                    <a:blip r:embed="rId7"/>
+                    <a:stretch>
+                      <a:fillRect/>
+                    </a:stretch>
+                  </pic:blipFill>
+                  <pic:spPr>
+                    <a:xfrm>
+                      <a:off x="0" y="0"/>
+                      <a:ext cx="5266690" cy="2962910"/>
+                    </a:xfrm>
+                    <a:prstGeom prst="rect">
+                      <a:avLst/>
+                    </a:prstGeom>
+                  </pic:spPr>
+                </pic:pic>
+              </a:graphicData>
+            </a:graphic>
+          </wp:inline>
+        </w:drawing>
+      </w:r>
+      <w:r>
+        <w:rPr>
+          <w:rFonts w:hint="default"/>
+          <w:b w:val="0"/>
+          <w:bCs w:val="0"/>
+          <w:sz w:val="22"/>
+          <w:szCs w:val="22"/>
+          <w:lang w:val="en-ZA"/>
+        </w:rPr>
+        <w:drawing>
+          <wp:inline distT="0" distB="0" distL="114300" distR="114300">
+            <wp:extent cx="5266690" cy="2962910"/>
+            <wp:effectExtent l="0" t="0" r="6350" b="8890"/>
+            <wp:docPr id="14" name="Picture 14" descr="Screenshot 2026-05-29 195829"/>
+            <wp:cNvGraphicFramePr>
+              <a:graphicFrameLocks xmlns:a="http://schemas.openxmlformats.org/drawingml/2006/main" noChangeAspect="1"/>
+            </wp:cNvGraphicFramePr>
+            <a:graphic xmlns:a="http://schemas.openxmlformats.org/drawingml/2006/main">
+              <a:graphicData uri="http://schemas.openxmlformats.org/drawingml/2006/picture">
+                <pic:pic xmlns:pic="http://schemas.openxmlformats.org/drawingml/2006/picture">
+                  <pic:nvPicPr>
+                    <pic:cNvPr id="14" name="Picture 14" descr="Screenshot 2026-05-29 195829"/>
+                    <pic:cNvPicPr>
+                      <a:picLocks noChangeAspect="1"/>
+                    </pic:cNvPicPr>
+                  </pic:nvPicPr>
+                  <pic:blipFill>
+                    <a:blip r:embed="rId8"/>
+                    <a:stretch>
+                      <a:fillRect/>
+                    </a:stretch>
+                  </pic:blipFill>
+                  <pic:spPr>
+                    <a:xfrm>
+                      <a:off x="0" y="0"/>
+                      <a:ext cx="5266690" cy="2962910"/>
+                    </a:xfrm>
+                    <a:prstGeom prst="rect">
+                      <a:avLst/>
+                    </a:prstGeom>
+                  </pic:spPr>
+                </pic:pic>
+              </a:graphicData>
+            </a:graphic>
+          </wp:inline>
+        </w:drawing>
+      </w:r>
+      <w:r>
+        <w:rPr>
+          <w:rFonts w:hint="default"/>
+          <w:b w:val="0"/>
+          <w:bCs w:val="0"/>
+          <w:sz w:val="22"/>
+          <w:szCs w:val="22"/>
+          <w:lang w:val="en-ZA"/>
+        </w:rPr>
+        <w:drawing>
+          <wp:inline distT="0" distB="0" distL="114300" distR="114300">
+            <wp:extent cx="5266690" cy="2962910"/>
+            <wp:effectExtent l="0" t="0" r="6350" b="8890"/>
+            <wp:docPr id="13" name="Picture 13" descr="Screenshot 2026-05-29 195842"/>
+            <wp:cNvGraphicFramePr>
+              <a:graphicFrameLocks xmlns:a="http://schemas.openxmlformats.org/drawingml/2006/main" noChangeAspect="1"/>
+            </wp:cNvGraphicFramePr>
+            <a:graphic xmlns:a="http://schemas.openxmlformats.org/drawingml/2006/main">
+              <a:graphicData uri="http://schemas.openxmlformats.org/drawingml/2006/picture">
+                <pic:pic xmlns:pic="http://schemas.openxmlformats.org/drawingml/2006/picture">
+                  <pic:nvPicPr>
+                    <pic:cNvPr id="13" name="Picture 13" descr="Screenshot 2026-05-29 195842"/>
+                    <pic:cNvPicPr>
+                      <a:picLocks noChangeAspect="1"/>
+                    </pic:cNvPicPr>
+                  </pic:nvPicPr>
+                  <pic:blipFill>
+                    <a:blip r:embed="rId9"/>
+                    <a:stretch>
+                      <a:fillRect/>
+                    </a:stretch>
+                  </pic:blipFill>
+                  <pic:spPr>
+                    <a:xfrm>
+                      <a:off x="0" y="0"/>
+                      <a:ext cx="5266690" cy="2962910"/>
+                    </a:xfrm>
+                    <a:prstGeom prst="rect">
+                      <a:avLst/>
+                    </a:prstGeom>
+                  </pic:spPr>
+                </pic:pic>
+              </a:graphicData>
+            </a:graphic>
+          </wp:inline>
+        </w:drawing>
+      </w:r>
+      <w:r>
+        <w:rPr>
+          <w:rFonts w:hint="default"/>
+          <w:b w:val="0"/>
+          <w:bCs w:val="0"/>
+          <w:sz w:val="22"/>
+          <w:szCs w:val="22"/>
+          <w:lang w:val="en-ZA"/>
+        </w:rPr>
+        <w:drawing>
+          <wp:inline distT="0" distB="0" distL="114300" distR="114300">
+            <wp:extent cx="5266690" cy="2962910"/>
+            <wp:effectExtent l="0" t="0" r="6350" b="8890"/>
+            <wp:docPr id="12" name="Picture 12" descr="Screenshot 2026-05-29 195854"/>
+            <wp:cNvGraphicFramePr>
+              <a:graphicFrameLocks xmlns:a="http://schemas.openxmlformats.org/drawingml/2006/main" noChangeAspect="1"/>
+            </wp:cNvGraphicFramePr>
+            <a:graphic xmlns:a="http://schemas.openxmlformats.org/drawingml/2006/main">
+              <a:graphicData uri="http://schemas.openxmlformats.org/drawingml/2006/picture">
+                <pic:pic xmlns:pic="http://schemas.openxmlformats.org/drawingml/2006/picture">
+                  <pic:nvPicPr>
+                    <pic:cNvPr id="12" name="Picture 12" descr="Screenshot 2026-05-29 195854"/>
+                    <pic:cNvPicPr>
+                      <a:picLocks noChangeAspect="1"/>
+                    </pic:cNvPicPr>
+                  </pic:nvPicPr>
+                  <pic:blipFill>
+                    <a:blip r:embed="rId10"/>
+                    <a:stretch>
+                      <a:fillRect/>
+                    </a:stretch>
+                  </pic:blipFill>
+                  <pic:spPr>
+                    <a:xfrm>
+                      <a:off x="0" y="0"/>
+                      <a:ext cx="5266690" cy="2962910"/>
+                    </a:xfrm>
+                    <a:prstGeom prst="rect">
+                      <a:avLst/>
+                    </a:prstGeom>
+                  </pic:spPr>
+                </pic:pic>
+              </a:graphicData>
+            </a:graphic>
+          </wp:inline>
+        </w:drawing>
+      </w:r>
+      <w:r>
+        <w:rPr>
+          <w:rFonts w:hint="default"/>
+          <w:b w:val="0"/>
+          <w:bCs w:val="0"/>
+          <w:sz w:val="22"/>
+          <w:szCs w:val="22"/>
+          <w:lang w:val="en-ZA"/>
+        </w:rPr>
+        <w:drawing>
+          <wp:inline distT="0" distB="0" distL="114300" distR="114300">
+            <wp:extent cx="5266690" cy="2962910"/>
+            <wp:effectExtent l="0" t="0" r="6350" b="8890"/>
+            <wp:docPr id="11" name="Picture 11" descr="Screenshot 2026-05-29 195907"/>
+            <wp:cNvGraphicFramePr>
+              <a:graphicFrameLocks xmlns:a="http://schemas.openxmlformats.org/drawingml/2006/main" noChangeAspect="1"/>
+            </wp:cNvGraphicFramePr>
+            <a:graphic xmlns:a="http://schemas.openxmlformats.org/drawingml/2006/main">
+              <a:graphicData uri="http://schemas.openxmlformats.org/drawingml/2006/picture">
+                <pic:pic xmlns:pic="http://schemas.openxmlformats.org/drawingml/2006/picture">
+                  <pic:nvPicPr>
+                    <pic:cNvPr id="11" name="Picture 11" descr="Screenshot 2026-05-29 195907"/>
+                    <pic:cNvPicPr>
+                      <a:picLocks noChangeAspect="1"/>
+                    </pic:cNvPicPr>
+                  </pic:nvPicPr>
+                  <pic:blipFill>
+                    <a:blip r:embed="rId11"/>
+                    <a:stretch>
+                      <a:fillRect/>
+                    </a:stretch>
+                  </pic:blipFill>
+                  <pic:spPr>
+                    <a:xfrm>
+                      <a:off x="0" y="0"/>
+                      <a:ext cx="5266690" cy="2962910"/>
+                    </a:xfrm>
+                    <a:prstGeom prst="rect">
+                      <a:avLst/>
+                    </a:prstGeom>
+                  </pic:spPr>
+                </pic:pic>
+              </a:graphicData>
+            </a:graphic>
+          </wp:inline>
+        </w:drawing>
+      </w:r>
+      <w:r>
+        <w:rPr>
+          <w:rFonts w:hint="default"/>
+          <w:b w:val="0"/>
+          <w:bCs w:val="0"/>
+          <w:sz w:val="22"/>
+          <w:szCs w:val="22"/>
+          <w:lang w:val="en-ZA"/>
+        </w:rPr>
+        <w:drawing>
+          <wp:inline distT="0" distB="0" distL="114300" distR="114300">
+            <wp:extent cx="5266690" cy="2962910"/>
+            <wp:effectExtent l="0" t="0" r="6350" b="8890"/>
+            <wp:docPr id="10" name="Picture 10" descr="Screenshot 2026-05-29 195919"/>
+            <wp:cNvGraphicFramePr>
+              <a:graphicFrameLocks xmlns:a="http://schemas.openxmlformats.org/drawingml/2006/main" noChangeAspect="1"/>
+            </wp:cNvGraphicFramePr>
+            <a:graphic xmlns:a="http://schemas.openxmlformats.org/drawingml/2006/main">
+              <a:graphicData uri="http://schemas.openxmlformats.org/drawingml/2006/picture">
+                <pic:pic xmlns:pic="http://schemas.openxmlformats.org/drawingml/2006/picture">
+                  <pic:nvPicPr>
+                    <pic:cNvPr id="10" name="Picture 10" descr="Screenshot 2026-05-29 195919"/>
+                    <pic:cNvPicPr>
+                      <a:picLocks noChangeAspect="1"/>
+                    </pic:cNvPicPr>
+                  </pic:nvPicPr>
+                  <pic:blipFill>
+                    <a:blip r:embed="rId12"/>
+                    <a:stretch>
+                      <a:fillRect/>
+                    </a:stretch>
+                  </pic:blipFill>
+                  <pic:spPr>
+                    <a:xfrm>
+                      <a:off x="0" y="0"/>
+                      <a:ext cx="5266690" cy="2962910"/>
+                    </a:xfrm>
+                    <a:prstGeom prst="rect">
+                      <a:avLst/>
+                    </a:prstGeom>
+                  </pic:spPr>
+                </pic:pic>
+              </a:graphicData>
+            </a:graphic>
+          </wp:inline>
+        </w:drawing>
+      </w:r>
+    </w:p>
+    <w:p>
+      <w:pPr>
+        <w:numPr>
+          <w:ilvl w:val="0"/>
+          <w:numId w:val="0"/>
+        </w:numPr>
+        <w:ind w:leftChars="0"/>
+        <w:rPr>
+          <w:rFonts w:hint="default"/>
+          <w:b w:val="0"/>
+          <w:bCs w:val="0"/>
+          <w:sz w:val="22"/>
+          <w:szCs w:val="22"/>
+          <w:lang w:val="en-ZA"/>
+        </w:rPr>
+      </w:pPr>
+    </w:p>
+    <w:p>
+      <w:pPr>
+        <w:numPr>
+          <w:ilvl w:val="0"/>
+          <w:numId w:val="0"/>
+        </w:numPr>
+        <w:ind w:leftChars="0"/>
+        <w:rPr>
+          <w:rFonts w:hint="default"/>
+          <w:b w:val="0"/>
+          <w:bCs w:val="0"/>
+          <w:sz w:val="22"/>
+          <w:szCs w:val="22"/>
+          <w:lang w:val="en-ZA"/>
+        </w:rPr>
+      </w:pPr>
+      <w:r>
+        <w:rPr>
+          <w:rFonts w:hint="default"/>
+          <w:b w:val="0"/>
+          <w:bCs w:val="0"/>
+          <w:sz w:val="22"/>
+          <w:szCs w:val="22"/>
+          <w:lang w:val="en-ZA"/>
+        </w:rPr>
+        <w:drawing>
+          <wp:inline distT="0" distB="0" distL="114300" distR="114300">
+            <wp:extent cx="2517140" cy="2522220"/>
+            <wp:effectExtent l="0" t="0" r="0" b="0"/>
+            <wp:docPr id="9" name="Picture 9" descr="Screenshot 2026-05-29 195936"/>
+            <wp:cNvGraphicFramePr>
+              <a:graphicFrameLocks xmlns:a="http://schemas.openxmlformats.org/drawingml/2006/main" noChangeAspect="1"/>
+            </wp:cNvGraphicFramePr>
+            <a:graphic xmlns:a="http://schemas.openxmlformats.org/drawingml/2006/main">
+              <a:graphicData uri="http://schemas.openxmlformats.org/drawingml/2006/picture">
+                <pic:pic xmlns:pic="http://schemas.openxmlformats.org/drawingml/2006/picture">
+                  <pic:nvPicPr>
+                    <pic:cNvPr id="9" name="Picture 9" descr="Screenshot 2026-05-29 195936"/>
+                    <pic:cNvPicPr>
+                      <a:picLocks noChangeAspect="1"/>
+                    </pic:cNvPicPr>
+                  </pic:nvPicPr>
+                  <pic:blipFill>
+                    <a:blip r:embed="rId13"/>
+                    <a:srcRect l="50567" t="8958" r="1640" b="5915"/>
+                    <a:stretch>
+                      <a:fillRect/>
+                    </a:stretch>
+                  </pic:blipFill>
+                  <pic:spPr>
+                    <a:xfrm>
+                      <a:off x="0" y="0"/>
+                      <a:ext cx="2517140" cy="2522220"/>
+                    </a:xfrm>
+                    <a:prstGeom prst="rect">
+                      <a:avLst/>
+                    </a:prstGeom>
+                  </pic:spPr>
+                </pic:pic>
+              </a:graphicData>
+            </a:graphic>
+          </wp:inline>
+        </w:drawing>
+      </w:r>
+      <w:r>
+        <w:rPr>
+          <w:rFonts w:hint="default"/>
+          <w:b w:val="0"/>
+          <w:bCs w:val="0"/>
+          <w:sz w:val="22"/>
+          <w:szCs w:val="22"/>
+          <w:lang w:val="en-ZA"/>
+        </w:rPr>
+        <w:drawing>
+          <wp:inline distT="0" distB="0" distL="114300" distR="114300">
+            <wp:extent cx="2517140" cy="2512695"/>
+            <wp:effectExtent l="0" t="0" r="0" b="0"/>
+            <wp:docPr id="8" name="Picture 8" descr="Screenshot 2026-05-29 195948"/>
+            <wp:cNvGraphicFramePr>
+              <a:graphicFrameLocks xmlns:a="http://schemas.openxmlformats.org/drawingml/2006/main" noChangeAspect="1"/>
+            </wp:cNvGraphicFramePr>
+            <a:graphic xmlns:a="http://schemas.openxmlformats.org/drawingml/2006/main">
+              <a:graphicData uri="http://schemas.openxmlformats.org/drawingml/2006/picture">
+                <pic:pic xmlns:pic="http://schemas.openxmlformats.org/drawingml/2006/picture">
+                  <pic:nvPicPr>
+                    <pic:cNvPr id="8" name="Picture 8" descr="Screenshot 2026-05-29 195948"/>
+                    <pic:cNvPicPr>
+                      <a:picLocks noChangeAspect="1"/>
+                    </pic:cNvPicPr>
+                  </pic:nvPicPr>
+                  <pic:blipFill>
+                    <a:blip r:embed="rId14"/>
+                    <a:srcRect l="49602" t="8808" r="2604" b="6387"/>
+                    <a:stretch>
+                      <a:fillRect/>
+                    </a:stretch>
+                  </pic:blipFill>
+                  <pic:spPr>
+                    <a:xfrm>
+                      <a:off x="0" y="0"/>
+                      <a:ext cx="2517140" cy="2512695"/>
+                    </a:xfrm>
+                    <a:prstGeom prst="rect">
+                      <a:avLst/>
+                    </a:prstGeom>
+                  </pic:spPr>
+                </pic:pic>
+              </a:graphicData>
+            </a:graphic>
+          </wp:inline>
+        </w:drawing>
+      </w:r>
+      <w:r>
+        <w:rPr>
+          <w:rFonts w:hint="default"/>
+          <w:b w:val="0"/>
+          <w:bCs w:val="0"/>
+          <w:sz w:val="22"/>
+          <w:szCs w:val="22"/>
+          <w:lang w:val="en-ZA"/>
+        </w:rPr>
+        <w:drawing>
+          <wp:inline distT="0" distB="0" distL="114300" distR="114300">
+            <wp:extent cx="2560955" cy="2519680"/>
+            <wp:effectExtent l="0" t="0" r="0" b="0"/>
+            <wp:docPr id="7" name="Picture 7" descr="Screenshot 2026-05-29 200004"/>
+            <wp:cNvGraphicFramePr>
+              <a:graphicFrameLocks xmlns:a="http://schemas.openxmlformats.org/drawingml/2006/main" noChangeAspect="1"/>
+            </wp:cNvGraphicFramePr>
+            <a:graphic xmlns:a="http://schemas.openxmlformats.org/drawingml/2006/main">
+              <a:graphicData uri="http://schemas.openxmlformats.org/drawingml/2006/picture">
+                <pic:pic xmlns:pic="http://schemas.openxmlformats.org/drawingml/2006/picture">
+                  <pic:nvPicPr>
+                    <pic:cNvPr id="7" name="Picture 7" descr="Screenshot 2026-05-29 200004"/>
+                    <pic:cNvPicPr>
+                      <a:picLocks noChangeAspect="1"/>
+                    </pic:cNvPicPr>
+                  </pic:nvPicPr>
+                  <pic:blipFill>
+                    <a:blip r:embed="rId15"/>
+                    <a:srcRect t="9130" r="51374" b="5829"/>
+                    <a:stretch>
+                      <a:fillRect/>
+                    </a:stretch>
+                  </pic:blipFill>
+                  <pic:spPr>
+                    <a:xfrm>
+                      <a:off x="0" y="0"/>
+                      <a:ext cx="2560955" cy="2519680"/>
+                    </a:xfrm>
+                    <a:prstGeom prst="rect">
+                      <a:avLst/>
+                    </a:prstGeom>
+                  </pic:spPr>
+                </pic:pic>
+              </a:graphicData>
+            </a:graphic>
+          </wp:inline>
+        </w:drawing>
+      </w:r>
+      <w:r>
+        <w:rPr>
+          <w:rFonts w:hint="default"/>
+          <w:b w:val="0"/>
+          <w:bCs w:val="0"/>
+          <w:sz w:val="22"/>
+          <w:szCs w:val="22"/>
+          <w:lang w:val="en-ZA"/>
+        </w:rPr>
+        <w:drawing>
+          <wp:inline distT="0" distB="0" distL="114300" distR="114300">
+            <wp:extent cx="2539365" cy="2545080"/>
+            <wp:effectExtent l="0" t="0" r="0" b="0"/>
+            <wp:docPr id="6" name="Picture 6" descr="Screenshot 2026-05-29 200012"/>
+            <wp:cNvGraphicFramePr>
+              <a:graphicFrameLocks xmlns:a="http://schemas.openxmlformats.org/drawingml/2006/main" noChangeAspect="1"/>
+            </wp:cNvGraphicFramePr>
+            <a:graphic xmlns:a="http://schemas.openxmlformats.org/drawingml/2006/main">
+              <a:graphicData uri="http://schemas.openxmlformats.org/drawingml/2006/picture">
+                <pic:pic xmlns:pic="http://schemas.openxmlformats.org/drawingml/2006/picture">
+                  <pic:nvPicPr>
+                    <pic:cNvPr id="6" name="Picture 6" descr="Screenshot 2026-05-29 200012"/>
+                    <pic:cNvPicPr>
+                      <a:picLocks noChangeAspect="1"/>
+                    </pic:cNvPicPr>
+                  </pic:nvPicPr>
+                  <pic:blipFill>
+                    <a:blip r:embed="rId16"/>
+                    <a:srcRect l="977" t="9001" r="50808" b="5101"/>
+                    <a:stretch>
+                      <a:fillRect/>
+                    </a:stretch>
+                  </pic:blipFill>
+                  <pic:spPr>
+                    <a:xfrm>
+                      <a:off x="0" y="0"/>
+                      <a:ext cx="2539365" cy="2545080"/>
+                    </a:xfrm>
+                    <a:prstGeom prst="rect">
+                      <a:avLst/>
+                    </a:prstGeom>
+                  </pic:spPr>
+                </pic:pic>
+              </a:graphicData>
+            </a:graphic>
+          </wp:inline>
+        </w:drawing>
+      </w:r>
+      <w:r>
+        <w:rPr>
+          <w:rFonts w:hint="default"/>
+          <w:b w:val="0"/>
+          <w:bCs w:val="0"/>
+          <w:sz w:val="22"/>
+          <w:szCs w:val="22"/>
+          <w:lang w:val="en-ZA"/>
+        </w:rPr>
+        <w:drawing>
+          <wp:inline distT="0" distB="0" distL="114300" distR="114300">
+            <wp:extent cx="2510155" cy="2520315"/>
+            <wp:effectExtent l="0" t="0" r="0" b="0"/>
+            <wp:docPr id="5" name="Picture 5" descr="Screenshot 2026-05-29 200022"/>
+            <wp:cNvGraphicFramePr>
+              <a:graphicFrameLocks xmlns:a="http://schemas.openxmlformats.org/drawingml/2006/main" noChangeAspect="1"/>
+            </wp:cNvGraphicFramePr>
+            <a:graphic xmlns:a="http://schemas.openxmlformats.org/drawingml/2006/main">
+              <a:graphicData uri="http://schemas.openxmlformats.org/drawingml/2006/picture">
+                <pic:pic xmlns:pic="http://schemas.openxmlformats.org/drawingml/2006/picture">
+                  <pic:nvPicPr>
+                    <pic:cNvPr id="5" name="Picture 5" descr="Screenshot 2026-05-29 200022"/>
+                    <pic:cNvPicPr>
+                      <a:picLocks noChangeAspect="1"/>
+                    </pic:cNvPicPr>
+                  </pic:nvPicPr>
+                  <pic:blipFill>
+                    <a:blip r:embed="rId17"/>
+                    <a:srcRect l="422" t="8830" r="51917" b="6108"/>
+                    <a:stretch>
+                      <a:fillRect/>
+                    </a:stretch>
+                  </pic:blipFill>
+                  <pic:spPr>
+                    <a:xfrm>
+                      <a:off x="0" y="0"/>
+                      <a:ext cx="2510155" cy="2520315"/>
+                    </a:xfrm>
+                    <a:prstGeom prst="rect">
+                      <a:avLst/>
+                    </a:prstGeom>
+                  </pic:spPr>
+                </pic:pic>
+              </a:graphicData>
+            </a:graphic>
+          </wp:inline>
+        </w:drawing>
+      </w:r>
+      <w:r>
+        <w:rPr>
+          <w:rFonts w:hint="default"/>
+          <w:b w:val="0"/>
+          <w:bCs w:val="0"/>
+          <w:sz w:val="22"/>
+          <w:szCs w:val="22"/>
+          <w:lang w:val="en-ZA"/>
+        </w:rPr>
+        <w:drawing>
+          <wp:inline distT="0" distB="0" distL="114300" distR="114300">
+            <wp:extent cx="2620010" cy="2542540"/>
+            <wp:effectExtent l="0" t="0" r="0" b="0"/>
+            <wp:docPr id="4" name="Picture 4" descr="Screenshot 2026-05-29 200037"/>
+            <wp:cNvGraphicFramePr>
+              <a:graphicFrameLocks xmlns:a="http://schemas.openxmlformats.org/drawingml/2006/main" noChangeAspect="1"/>
+            </wp:cNvGraphicFramePr>
+            <a:graphic xmlns:a="http://schemas.openxmlformats.org/drawingml/2006/main">
+              <a:graphicData uri="http://schemas.openxmlformats.org/drawingml/2006/picture">
+                <pic:pic xmlns:pic="http://schemas.openxmlformats.org/drawingml/2006/picture">
+                  <pic:nvPicPr>
+                    <pic:cNvPr id="4" name="Picture 4" descr="Screenshot 2026-05-29 200037"/>
+                    <pic:cNvPicPr>
+                      <a:picLocks noChangeAspect="1"/>
+                    </pic:cNvPicPr>
+                  </pic:nvPicPr>
+                  <pic:blipFill>
+                    <a:blip r:embed="rId18"/>
+                    <a:srcRect t="8423" r="50253" b="5765"/>
+                    <a:stretch>
+                      <a:fillRect/>
+                    </a:stretch>
+                  </pic:blipFill>
+                  <pic:spPr>
+                    <a:xfrm>
+                      <a:off x="0" y="0"/>
+                      <a:ext cx="2620010" cy="2542540"/>
+                    </a:xfrm>
+                    <a:prstGeom prst="rect">
+                      <a:avLst/>
+                    </a:prstGeom>
+                  </pic:spPr>
+                </pic:pic>
+              </a:graphicData>
+            </a:graphic>
+          </wp:inline>
+        </w:drawing>
       </w:r>
     </w:p>
     <w:sectPr>
